--- a/KartikResume.docx
+++ b/KartikResume.docx
@@ -254,7 +254,7 @@
               </wp:inline>
             </w:drawing>
           </mc:Choice>
-          <mc:Fallback xmlns:oel="http://schemas.microsoft.com/office/2019/extlst" xmlns:w16du="http://schemas.microsoft.com/office/word/2023/wordml/word16du">
+          <mc:Fallback xmlns:w16du="http://schemas.microsoft.com/office/word/2023/wordml/word16du" xmlns:oel="http://schemas.microsoft.com/office/2019/extlst">
             <w:pict>
               <v:group w14:anchorId="018A1216" id="Group 236692444" o:spid="_x0000_s1026" style="width:540pt;height:.75pt;mso-position-horizontal-relative:char;mso-position-vertical-relative:line" coordsize="68580,95" o:gfxdata="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">
                 <v:shape id="Shape 1617" o:spid="_x0000_s1027" style="position:absolute;width:68580;height:95;visibility:visible;mso-wrap-style:square;v-text-anchor:top" coordsize="6858000,9525" o:gfxdata="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" path="m,l6858000,r,9525l,9525,,e" fillcolor="black" stroked="f" strokeweight="0">
@@ -452,14 +452,23 @@
           <w:sz w:val="21"/>
           <w:szCs w:val="21"/>
         </w:rPr>
-        <w:t>: Py</w:t>
-      </w:r>
+        <w:t xml:space="preserve">: </w:t>
+      </w:r>
+      <w:proofErr w:type="spellStart"/>
       <w:r>
         <w:rPr>
           <w:rFonts w:eastAsia="Arial" w:cs="Times New Roman"/>
           <w:sz w:val="21"/>
           <w:szCs w:val="21"/>
         </w:rPr>
+        <w:t>Py</w:t>
+      </w:r>
+      <w:r>
+        <w:rPr>
+          <w:rFonts w:eastAsia="Arial" w:cs="Times New Roman"/>
+          <w:sz w:val="21"/>
+          <w:szCs w:val="21"/>
+        </w:rPr>
         <w:t>T</w:t>
       </w:r>
       <w:r>
@@ -468,14 +477,32 @@
           <w:sz w:val="21"/>
           <w:szCs w:val="21"/>
         </w:rPr>
-        <w:t>orch, Lang</w:t>
-      </w:r>
+        <w:t>orch</w:t>
+      </w:r>
+      <w:proofErr w:type="spellEnd"/>
       <w:r>
         <w:rPr>
           <w:rFonts w:eastAsia="Arial" w:cs="Times New Roman"/>
           <w:sz w:val="21"/>
           <w:szCs w:val="21"/>
         </w:rPr>
+        <w:t xml:space="preserve">, </w:t>
+      </w:r>
+      <w:proofErr w:type="spellStart"/>
+      <w:r>
+        <w:rPr>
+          <w:rFonts w:eastAsia="Arial" w:cs="Times New Roman"/>
+          <w:sz w:val="21"/>
+          <w:szCs w:val="21"/>
+        </w:rPr>
+        <w:t>Lang</w:t>
+      </w:r>
+      <w:r>
+        <w:rPr>
+          <w:rFonts w:eastAsia="Arial" w:cs="Times New Roman"/>
+          <w:sz w:val="21"/>
+          <w:szCs w:val="21"/>
+        </w:rPr>
         <w:t>C</w:t>
       </w:r>
       <w:r>
@@ -486,6 +513,7 @@
         </w:rPr>
         <w:t>hain</w:t>
       </w:r>
+      <w:proofErr w:type="spellEnd"/>
     </w:p>
     <w:p>
       <w:pPr>
@@ -592,6 +620,62 @@
           <w:szCs w:val="21"/>
         </w:rPr>
         <w:t>Postman</w:t>
+      </w:r>
+      <w:r>
+        <w:rPr>
+          <w:rFonts w:cs="Times New Roman"/>
+          <w:sz w:val="21"/>
+          <w:szCs w:val="21"/>
+        </w:rPr>
+        <w:t>,</w:t>
+      </w:r>
+      <w:r>
+        <w:rPr>
+          <w:rFonts w:cs="Times New Roman"/>
+          <w:sz w:val="21"/>
+          <w:szCs w:val="21"/>
+        </w:rPr>
+        <w:t xml:space="preserve"> F</w:t>
+      </w:r>
+      <w:r>
+        <w:rPr>
+          <w:rFonts w:cs="Times New Roman"/>
+          <w:sz w:val="21"/>
+          <w:szCs w:val="21"/>
+        </w:rPr>
+        <w:t>lask</w:t>
+      </w:r>
+      <w:r>
+        <w:rPr>
+          <w:rFonts w:cs="Times New Roman"/>
+          <w:sz w:val="21"/>
+          <w:szCs w:val="21"/>
+        </w:rPr>
+        <w:t>,</w:t>
+      </w:r>
+      <w:r>
+        <w:rPr>
+          <w:rFonts w:cs="Times New Roman"/>
+          <w:sz w:val="21"/>
+          <w:szCs w:val="21"/>
+        </w:rPr>
+        <w:t xml:space="preserve"> </w:t>
+      </w:r>
+      <w:r>
+        <w:rPr>
+          <w:rFonts w:cs="Times New Roman"/>
+          <w:sz w:val="21"/>
+          <w:szCs w:val="21"/>
+        </w:rPr>
+        <w:t>AWS</w:t>
+      </w:r>
+      <w:r>
+        <w:rPr>
+          <w:rFonts w:cs="Times New Roman"/>
+          <w:sz w:val="21"/>
+          <w:szCs w:val="21"/>
+        </w:rPr>
+        <w:t>, CI/CD</w:t>
       </w:r>
     </w:p>
     <w:p>
@@ -767,7 +851,7 @@
               </wp:inline>
             </w:drawing>
           </mc:Choice>
-          <mc:Fallback xmlns:oel="http://schemas.microsoft.com/office/2019/extlst" xmlns:w16du="http://schemas.microsoft.com/office/word/2023/wordml/word16du">
+          <mc:Fallback xmlns:w16du="http://schemas.microsoft.com/office/word/2023/wordml/word16du" xmlns:oel="http://schemas.microsoft.com/office/2019/extlst">
             <w:pict>
               <v:group w14:anchorId="3D520FD7" id="Group 988271452" o:spid="_x0000_s1026" style="width:540pt;height:.75pt;mso-position-horizontal-relative:char;mso-position-vertical-relative:line" coordsize="68580,95" o:gfxdata="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">
                 <v:shape id="Shape 1617" o:spid="_x0000_s1027" style="position:absolute;width:68580;height:95;visibility:visible;mso-wrap-style:square;v-text-anchor:top" coordsize="6858000,9525" o:gfxdata="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" path="m,l6858000,r,9525l,9525,,e" fillcolor="black" stroked="f" strokeweight="0">
@@ -804,6 +888,7 @@
         </w:rPr>
         <w:t xml:space="preserve">Data Scientist, </w:t>
       </w:r>
+      <w:proofErr w:type="spellStart"/>
       <w:r>
         <w:rPr>
           <w:rFonts w:cs="Times New Roman"/>
@@ -812,7 +897,18 @@
           <w:sz w:val="21"/>
           <w:szCs w:val="21"/>
         </w:rPr>
-        <w:t>DeepNeura Technologies                                                                             May</w:t>
+        <w:t>DeepNeura</w:t>
+      </w:r>
+      <w:proofErr w:type="spellEnd"/>
+      <w:r>
+        <w:rPr>
+          <w:rFonts w:cs="Times New Roman"/>
+          <w:b w:val="0"/>
+          <w:bCs/>
+          <w:sz w:val="21"/>
+          <w:szCs w:val="21"/>
+        </w:rPr>
+        <w:t xml:space="preserve"> Technologies                                                                             May</w:t>
       </w:r>
       <w:r>
         <w:rPr>
@@ -972,6 +1068,7 @@
         <w:t xml:space="preserve">Developed a crop price prediction system using agricultural data from </w:t>
       </w:r>
       <w:hyperlink r:id="rId9" w:tgtFrame="_new" w:history="1">
+        <w:proofErr w:type="spellStart"/>
         <w:r>
           <w:rPr>
             <w:rStyle w:val="Hyperlink"/>
@@ -983,6 +1080,7 @@
           </w:rPr>
           <w:t>Agmarknet</w:t>
         </w:r>
+        <w:proofErr w:type="spellEnd"/>
       </w:hyperlink>
       <w:r>
         <w:rPr>
@@ -1085,7 +1183,29 @@
           <w:sz w:val="21"/>
           <w:szCs w:val="21"/>
         </w:rPr>
-        <w:t>Utilized the XGBoost algorithm to forecast crop prices for the upcoming 10 days, aiding farmers in decision-making.</w:t>
+        <w:t xml:space="preserve">Utilized the </w:t>
+      </w:r>
+      <w:proofErr w:type="spellStart"/>
+      <w:r>
+        <w:rPr>
+          <w:rFonts w:cs="Times New Roman"/>
+          <w:b w:val="0"/>
+          <w:bCs/>
+          <w:sz w:val="21"/>
+          <w:szCs w:val="21"/>
+        </w:rPr>
+        <w:t>XGBoost</w:t>
+      </w:r>
+      <w:proofErr w:type="spellEnd"/>
+      <w:r>
+        <w:rPr>
+          <w:rFonts w:cs="Times New Roman"/>
+          <w:b w:val="0"/>
+          <w:bCs/>
+          <w:sz w:val="21"/>
+          <w:szCs w:val="21"/>
+        </w:rPr>
+        <w:t xml:space="preserve"> algorithm to forecast crop prices for the upcoming 10 days, aiding farmers in decision-making.</w:t>
       </w:r>
     </w:p>
     <w:p>
@@ -1209,7 +1329,37 @@
           <w:lang w:val="en-IN" w:eastAsia="en-IN"/>
           <w14:ligatures w14:val="none"/>
         </w:rPr>
-        <w:t>Leveraged LangChain framework</w:t>
+        <w:t xml:space="preserve">Leveraged </w:t>
+      </w:r>
+      <w:proofErr w:type="spellStart"/>
+      <w:r>
+        <w:rPr>
+          <w:rFonts w:eastAsia="Times New Roman" w:cs="Times New Roman"/>
+          <w:b w:val="0"/>
+          <w:bCs/>
+          <w:color w:val="auto"/>
+          <w:kern w:val="0"/>
+          <w:sz w:val="21"/>
+          <w:szCs w:val="21"/>
+          <w:lang w:val="en-IN" w:eastAsia="en-IN"/>
+          <w14:ligatures w14:val="none"/>
+        </w:rPr>
+        <w:t>LangChain</w:t>
+      </w:r>
+      <w:proofErr w:type="spellEnd"/>
+      <w:r>
+        <w:rPr>
+          <w:rFonts w:eastAsia="Times New Roman" w:cs="Times New Roman"/>
+          <w:b w:val="0"/>
+          <w:bCs/>
+          <w:color w:val="auto"/>
+          <w:kern w:val="0"/>
+          <w:sz w:val="21"/>
+          <w:szCs w:val="21"/>
+          <w:lang w:val="en-IN" w:eastAsia="en-IN"/>
+          <w14:ligatures w14:val="none"/>
+        </w:rPr>
+        <w:t xml:space="preserve"> framework</w:t>
       </w:r>
       <w:r>
         <w:rPr>
@@ -1516,7 +1666,7 @@
               </wp:inline>
             </w:drawing>
           </mc:Choice>
-          <mc:Fallback xmlns:oel="http://schemas.microsoft.com/office/2019/extlst" xmlns:w16du="http://schemas.microsoft.com/office/word/2023/wordml/word16du">
+          <mc:Fallback xmlns:w16du="http://schemas.microsoft.com/office/word/2023/wordml/word16du" xmlns:oel="http://schemas.microsoft.com/office/2019/extlst">
             <w:pict>
               <v:group w14:anchorId="650C95CD" id="Group 933725504" o:spid="_x0000_s1026" style="width:540pt;height:.75pt;mso-position-horizontal-relative:char;mso-position-vertical-relative:line" coordsize="68580,95" o:gfxdata="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">
                 <v:shape id="Shape 1621" o:spid="_x0000_s1027" style="position:absolute;width:68580;height:95;visibility:visible;mso-wrap-style:square;v-text-anchor:top" coordsize="6858000,9525" o:gfxdata="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" path="m,l6858000,r,9525l,9525,,e" fillcolor="black" stroked="f" strokeweight="0">
@@ -1597,7 +1747,29 @@
           <w:szCs w:val="21"/>
           <w:lang w:val="en-IN"/>
         </w:rPr>
-        <w:t xml:space="preserve">Developed an English to Hindi translation model from scratch using Transformer architecture in PyTorch, trained on 200,000 </w:t>
+        <w:t xml:space="preserve">Developed an English to Hindi translation model from scratch using Transformer architecture in </w:t>
+      </w:r>
+      <w:proofErr w:type="spellStart"/>
+      <w:r>
+        <w:rPr>
+          <w:rFonts w:eastAsiaTheme="minorEastAsia" w:cs="Times New Roman"/>
+          <w:kern w:val="0"/>
+          <w:sz w:val="21"/>
+          <w:szCs w:val="21"/>
+          <w:lang w:val="en-IN"/>
+        </w:rPr>
+        <w:t>PyTorch</w:t>
+      </w:r>
+      <w:proofErr w:type="spellEnd"/>
+      <w:r>
+        <w:rPr>
+          <w:rFonts w:eastAsiaTheme="minorEastAsia" w:cs="Times New Roman"/>
+          <w:kern w:val="0"/>
+          <w:sz w:val="21"/>
+          <w:szCs w:val="21"/>
+          <w:lang w:val="en-IN"/>
+        </w:rPr>
+        <w:t xml:space="preserve">, trained on 200,000 </w:t>
       </w:r>
       <w:r>
         <w:rPr>
@@ -1657,28 +1829,24 @@
           <w:tab w:val="left" w:pos="4793"/>
         </w:tabs>
         <w:spacing w:after="10" w:line="240" w:lineRule="auto"/>
-        <w:jc w:val="both"/>
         <w:rPr>
           <w:rFonts w:eastAsiaTheme="minorEastAsia" w:cs="Times New Roman"/>
-          <w:kern w:val="0"/>
-          <w:sz w:val="21"/>
-          <w:szCs w:val="21"/>
-          <w:lang w:val="en-IN"/>
-        </w:rPr>
-      </w:pPr>
-      <w:r>
-        <w:rPr>
-          <w:rFonts w:eastAsia="Times New Roman" w:cs="Times New Roman"/>
           <w:b/>
           <w:bCs/>
-          <w:color w:val="auto"/>
           <w:kern w:val="0"/>
           <w:sz w:val="21"/>
           <w:szCs w:val="21"/>
-          <w:lang w:val="en-IN" w:eastAsia="en-IN"/>
-          <w14:ligatures w14:val="none"/>
-        </w:rPr>
-        <w:t>GPT-2 Model for Hindi Lyrics Generation</w:t>
+          <w:lang w:val="en-IN"/>
+        </w:rPr>
+      </w:pPr>
+      <w:r>
+        <w:rPr>
+          <w:b/>
+          <w:bCs/>
+          <w:sz w:val="21"/>
+          <w:szCs w:val="21"/>
+        </w:rPr>
+        <w:t>YouTube Comment Sentiment Analysis Chrome Extension</w:t>
       </w:r>
     </w:p>
     <w:p>
@@ -1686,7 +1854,65 @@
         <w:pStyle w:val="ListParagraph"/>
         <w:numPr>
           <w:ilvl w:val="0"/>
-          <w:numId w:val="35"/>
+          <w:numId w:val="38"/>
+        </w:numPr>
+        <w:spacing w:after="0" w:line="240" w:lineRule="auto"/>
+        <w:jc w:val="both"/>
+        <w:rPr>
+          <w:rFonts w:eastAsia="Times New Roman" w:cs="Times New Roman"/>
+          <w:color w:val="auto"/>
+          <w:kern w:val="0"/>
+          <w:sz w:val="21"/>
+          <w:szCs w:val="21"/>
+          <w:lang w:val="en-IN" w:eastAsia="en-IN"/>
+          <w14:ligatures w14:val="none"/>
+        </w:rPr>
+      </w:pPr>
+      <w:r>
+        <w:rPr>
+          <w:rFonts w:eastAsia="Times New Roman" w:cs="Times New Roman"/>
+          <w:color w:val="auto"/>
+          <w:kern w:val="0"/>
+          <w:sz w:val="21"/>
+          <w:szCs w:val="21"/>
+          <w:lang w:val="en-IN" w:eastAsia="en-IN"/>
+          <w14:ligatures w14:val="none"/>
+        </w:rPr>
+        <w:t xml:space="preserve">Developed a Chrome extension to </w:t>
+      </w:r>
+      <w:proofErr w:type="spellStart"/>
+      <w:r>
+        <w:rPr>
+          <w:rFonts w:eastAsia="Times New Roman" w:cs="Times New Roman"/>
+          <w:color w:val="auto"/>
+          <w:kern w:val="0"/>
+          <w:sz w:val="21"/>
+          <w:szCs w:val="21"/>
+          <w:lang w:val="en-IN" w:eastAsia="en-IN"/>
+          <w14:ligatures w14:val="none"/>
+        </w:rPr>
+        <w:t>analyze</w:t>
+      </w:r>
+      <w:proofErr w:type="spellEnd"/>
+      <w:r>
+        <w:rPr>
+          <w:rFonts w:eastAsia="Times New Roman" w:cs="Times New Roman"/>
+          <w:color w:val="auto"/>
+          <w:kern w:val="0"/>
+          <w:sz w:val="21"/>
+          <w:szCs w:val="21"/>
+          <w:lang w:val="en-IN" w:eastAsia="en-IN"/>
+          <w14:ligatures w14:val="none"/>
+        </w:rPr>
+        <w:t xml:space="preserve"> YouTube comment sentiment in real time, providing insights into audience reactions.</w:t>
+      </w:r>
+    </w:p>
+    <w:p>
+      <w:pPr>
+        <w:pStyle w:val="ListParagraph"/>
+        <w:numPr>
+          <w:ilvl w:val="0"/>
+          <w:numId w:val="38"/>
         </w:numPr>
         <w:tabs>
           <w:tab w:val="left" w:pos="4793"/>
@@ -1694,15 +1920,6 @@
         <w:spacing w:after="10" w:line="240" w:lineRule="auto"/>
         <w:jc w:val="both"/>
         <w:rPr>
-          <w:rFonts w:eastAsiaTheme="minorEastAsia" w:cs="Times New Roman"/>
-          <w:kern w:val="0"/>
-          <w:sz w:val="21"/>
-          <w:szCs w:val="21"/>
-          <w:lang w:val="en-IN"/>
-        </w:rPr>
-      </w:pPr>
-      <w:r>
-        <w:rPr>
           <w:rFonts w:eastAsia="Times New Roman" w:cs="Times New Roman"/>
           <w:color w:val="auto"/>
           <w:kern w:val="0"/>
@@ -1711,7 +1928,178 @@
           <w:lang w:val="en-IN" w:eastAsia="en-IN"/>
           <w14:ligatures w14:val="none"/>
         </w:rPr>
-        <w:t>Developed a custom GPT-2 model using Karpathy's implementation, focusing on Hindi lyrics.</w:t>
+      </w:pPr>
+      <w:r>
+        <w:rPr>
+          <w:sz w:val="21"/>
+          <w:szCs w:val="21"/>
+        </w:rPr>
+        <w:t xml:space="preserve">Utilized </w:t>
+      </w:r>
+      <w:proofErr w:type="spellStart"/>
+      <w:r>
+        <w:rPr>
+          <w:rStyle w:val="Strong"/>
+          <w:b w:val="0"/>
+          <w:bCs w:val="0"/>
+          <w:sz w:val="21"/>
+          <w:szCs w:val="21"/>
+        </w:rPr>
+        <w:t>MLflow</w:t>
+      </w:r>
+      <w:proofErr w:type="spellEnd"/>
+      <w:r>
+        <w:rPr>
+          <w:b/>
+          <w:bCs/>
+          <w:sz w:val="21"/>
+          <w:szCs w:val="21"/>
+        </w:rPr>
+        <w:t xml:space="preserve"> f</w:t>
+      </w:r>
+      <w:r>
+        <w:rPr>
+          <w:sz w:val="21"/>
+          <w:szCs w:val="21"/>
+        </w:rPr>
+        <w:t>or experiment tracking</w:t>
+      </w:r>
+      <w:r>
+        <w:rPr>
+          <w:b/>
+          <w:bCs/>
+          <w:sz w:val="21"/>
+          <w:szCs w:val="21"/>
+        </w:rPr>
+        <w:t xml:space="preserve">, </w:t>
+      </w:r>
+      <w:r>
+        <w:rPr>
+          <w:rStyle w:val="Strong"/>
+          <w:b w:val="0"/>
+          <w:bCs w:val="0"/>
+          <w:sz w:val="21"/>
+          <w:szCs w:val="21"/>
+        </w:rPr>
+        <w:t>DVC</w:t>
+      </w:r>
+      <w:r>
+        <w:rPr>
+          <w:b/>
+          <w:bCs/>
+          <w:sz w:val="21"/>
+          <w:szCs w:val="21"/>
+        </w:rPr>
+        <w:t xml:space="preserve"> </w:t>
+      </w:r>
+      <w:r>
+        <w:rPr>
+          <w:sz w:val="21"/>
+          <w:szCs w:val="21"/>
+        </w:rPr>
+        <w:t xml:space="preserve">for dataset versioning, and built a </w:t>
+      </w:r>
+      <w:proofErr w:type="spellStart"/>
+      <w:r>
+        <w:rPr>
+          <w:rStyle w:val="Strong"/>
+          <w:b w:val="0"/>
+          <w:bCs w:val="0"/>
+          <w:sz w:val="21"/>
+          <w:szCs w:val="21"/>
+        </w:rPr>
+        <w:t>Xgboost</w:t>
+      </w:r>
+      <w:proofErr w:type="spellEnd"/>
+      <w:r>
+        <w:rPr>
+          <w:rStyle w:val="Strong"/>
+          <w:b w:val="0"/>
+          <w:bCs w:val="0"/>
+          <w:sz w:val="21"/>
+          <w:szCs w:val="21"/>
+        </w:rPr>
+        <w:t xml:space="preserve"> model</w:t>
+      </w:r>
+      <w:r>
+        <w:rPr>
+          <w:sz w:val="21"/>
+          <w:szCs w:val="21"/>
+        </w:rPr>
+        <w:t xml:space="preserve"> with </w:t>
+      </w:r>
+      <w:r>
+        <w:rPr>
+          <w:rStyle w:val="Strong"/>
+          <w:b w:val="0"/>
+          <w:bCs w:val="0"/>
+          <w:sz w:val="21"/>
+          <w:szCs w:val="21"/>
+        </w:rPr>
+        <w:t>TF-IDF</w:t>
+      </w:r>
+      <w:r>
+        <w:rPr>
+          <w:rStyle w:val="Strong"/>
+          <w:sz w:val="21"/>
+          <w:szCs w:val="21"/>
+        </w:rPr>
+        <w:t xml:space="preserve"> </w:t>
+      </w:r>
+      <w:r>
+        <w:rPr>
+          <w:rStyle w:val="Strong"/>
+          <w:b w:val="0"/>
+          <w:bCs w:val="0"/>
+          <w:sz w:val="21"/>
+          <w:szCs w:val="21"/>
+        </w:rPr>
+        <w:t>vectorization</w:t>
+      </w:r>
+      <w:r>
+        <w:rPr>
+          <w:b/>
+          <w:bCs/>
+          <w:sz w:val="21"/>
+          <w:szCs w:val="21"/>
+        </w:rPr>
+        <w:t xml:space="preserve">, </w:t>
+      </w:r>
+      <w:r>
+        <w:rPr>
+          <w:rStyle w:val="Strong"/>
+          <w:b w:val="0"/>
+          <w:bCs w:val="0"/>
+          <w:sz w:val="21"/>
+          <w:szCs w:val="21"/>
+        </w:rPr>
+        <w:t>SMOTE</w:t>
+      </w:r>
+      <w:r>
+        <w:rPr>
+          <w:sz w:val="21"/>
+          <w:szCs w:val="21"/>
+        </w:rPr>
+        <w:t xml:space="preserve">, and </w:t>
+      </w:r>
+      <w:proofErr w:type="spellStart"/>
+      <w:r>
+        <w:rPr>
+          <w:rStyle w:val="Strong"/>
+          <w:b w:val="0"/>
+          <w:bCs w:val="0"/>
+          <w:sz w:val="21"/>
+          <w:szCs w:val="21"/>
+        </w:rPr>
+        <w:t>Optuna</w:t>
+      </w:r>
+      <w:proofErr w:type="spellEnd"/>
+      <w:r>
+        <w:rPr>
+          <w:sz w:val="21"/>
+          <w:szCs w:val="21"/>
+        </w:rPr>
+        <w:t xml:space="preserve"> for hyperparameter tuning to ensure accurate sentiment classification.</w:t>
       </w:r>
     </w:p>
     <w:p>
@@ -1719,7 +2107,7 @@
         <w:pStyle w:val="ListParagraph"/>
         <w:numPr>
           <w:ilvl w:val="0"/>
-          <w:numId w:val="35"/>
+          <w:numId w:val="38"/>
         </w:numPr>
         <w:tabs>
           <w:tab w:val="left" w:pos="4793"/>
@@ -1727,11 +2115,11 @@
         <w:spacing w:after="10" w:line="240" w:lineRule="auto"/>
         <w:jc w:val="both"/>
         <w:rPr>
-          <w:rFonts w:eastAsiaTheme="minorEastAsia" w:cs="Times New Roman"/>
+          <w:rFonts w:ascii="Times New Roman" w:eastAsia="Times New Roman" w:hAnsi="Times New Roman" w:cs="Times New Roman"/>
+          <w:color w:val="auto"/>
           <w:kern w:val="0"/>
-          <w:sz w:val="21"/>
-          <w:szCs w:val="21"/>
-          <w:lang w:val="en-IN"/>
+          <w:lang w:val="en-IN" w:eastAsia="en-IN"/>
+          <w14:ligatures w14:val="none"/>
         </w:rPr>
       </w:pPr>
       <w:r>
@@ -1744,16 +2132,47 @@
           <w:lang w:val="en-IN" w:eastAsia="en-IN"/>
           <w14:ligatures w14:val="none"/>
         </w:rPr>
-        <w:t>Trained on 10,000 Hindi Bollywood lyrics with 124M parameters and 300k tokens, generating coherent text.</w:t>
+        <w:t xml:space="preserve">Deployed the backend using Flask APIs in Docker containers on AWS (S3, </w:t>
+      </w:r>
+      <w:proofErr w:type="spellStart"/>
+      <w:r>
+        <w:rPr>
+          <w:rFonts w:eastAsia="Times New Roman" w:cs="Times New Roman"/>
+          <w:color w:val="auto"/>
+          <w:kern w:val="0"/>
+          <w:sz w:val="21"/>
+          <w:szCs w:val="21"/>
+          <w:lang w:val="en-IN" w:eastAsia="en-IN"/>
+          <w14:ligatures w14:val="none"/>
+        </w:rPr>
+        <w:t>CodeDeploy</w:t>
+      </w:r>
+      <w:proofErr w:type="spellEnd"/>
+      <w:r>
+        <w:rPr>
+          <w:rFonts w:eastAsia="Times New Roman" w:cs="Times New Roman"/>
+          <w:color w:val="auto"/>
+          <w:kern w:val="0"/>
+          <w:sz w:val="21"/>
+          <w:szCs w:val="21"/>
+          <w:lang w:val="en-IN" w:eastAsia="en-IN"/>
+          <w14:ligatures w14:val="none"/>
+        </w:rPr>
+        <w:t>, ECR), integrating with the Chrome extension frontend built with HTML, CSS, and JavaScript</w:t>
+      </w:r>
+      <w:r>
+        <w:rPr>
+          <w:rFonts w:ascii="Times New Roman" w:eastAsia="Times New Roman" w:hAnsi="Times New Roman" w:cs="Times New Roman"/>
+          <w:color w:val="auto"/>
+          <w:kern w:val="0"/>
+          <w:lang w:val="en-IN" w:eastAsia="en-IN"/>
+          <w14:ligatures w14:val="none"/>
+        </w:rPr>
+        <w:t>.</w:t>
       </w:r>
     </w:p>
     <w:p>
       <w:pPr>
-        <w:pStyle w:val="ListParagraph"/>
-        <w:numPr>
-          <w:ilvl w:val="0"/>
-          <w:numId w:val="35"/>
-        </w:numPr>
         <w:tabs>
           <w:tab w:val="left" w:pos="4793"/>
         </w:tabs>
@@ -1769,28 +2188,6 @@
       </w:pPr>
       <w:r>
         <w:rPr>
-          <w:rFonts w:cs="Times New Roman"/>
-        </w:rPr>
-        <w:t>Implemented the model with 12 decoder layers for deeper language understanding and used the GPT-2 tokenizer to effectively train on diverse Hindi lyrics, leveraging PyTorch for advanced NLP and deep learning capabilities.</w:t>
-      </w:r>
-    </w:p>
-    <w:p>
-      <w:pPr>
-        <w:tabs>
-          <w:tab w:val="left" w:pos="4793"/>
-        </w:tabs>
-        <w:spacing w:after="10" w:line="240" w:lineRule="auto"/>
-        <w:jc w:val="both"/>
-        <w:rPr>
-          <w:rFonts w:eastAsiaTheme="minorEastAsia" w:cs="Times New Roman"/>
-          <w:kern w:val="0"/>
-          <w:sz w:val="21"/>
-          <w:szCs w:val="21"/>
-          <w:lang w:val="en-IN"/>
-        </w:rPr>
-      </w:pPr>
-      <w:r>
-        <w:rPr>
           <w:rFonts w:eastAsia="Times New Roman" w:cs="Times New Roman"/>
           <w:b/>
           <w:bCs/>
@@ -1801,7 +2198,37 @@
           <w:lang w:val="en-IN" w:eastAsia="en-IN"/>
           <w14:ligatures w14:val="none"/>
         </w:rPr>
-        <w:t>Instruction Fine-Tuning of LLaMA 3.1 Model</w:t>
+        <w:t xml:space="preserve">Instruction Fine-Tuning of </w:t>
+      </w:r>
+      <w:proofErr w:type="spellStart"/>
+      <w:r>
+        <w:rPr>
+          <w:rFonts w:eastAsia="Times New Roman" w:cs="Times New Roman"/>
+          <w:b/>
+          <w:bCs/>
+          <w:color w:val="auto"/>
+          <w:kern w:val="0"/>
+          <w:sz w:val="21"/>
+          <w:szCs w:val="21"/>
+          <w:lang w:val="en-IN" w:eastAsia="en-IN"/>
+          <w14:ligatures w14:val="none"/>
+        </w:rPr>
+        <w:t>LLaMA</w:t>
+      </w:r>
+      <w:proofErr w:type="spellEnd"/>
+      <w:r>
+        <w:rPr>
+          <w:rFonts w:eastAsia="Times New Roman" w:cs="Times New Roman"/>
+          <w:b/>
+          <w:bCs/>
+          <w:color w:val="auto"/>
+          <w:kern w:val="0"/>
+          <w:sz w:val="21"/>
+          <w:szCs w:val="21"/>
+          <w:lang w:val="en-IN" w:eastAsia="en-IN"/>
+          <w14:ligatures w14:val="none"/>
+        </w:rPr>
+        <w:t xml:space="preserve"> 3.1 Model</w:t>
       </w:r>
     </w:p>
     <w:p>
@@ -1836,7 +2263,59 @@
           <w:lang w:val="en-IN" w:eastAsia="en-IN"/>
           <w14:ligatures w14:val="none"/>
         </w:rPr>
-        <w:t xml:space="preserve">Performed supervised fine-tuning on a 4-bit quantized LLaMA 3.1 8B model using the FineTome dataset, focusing on instruction fine-tuning with 1,000 rows of </w:t>
+        <w:t xml:space="preserve">Performed supervised fine-tuning on a 4-bit quantized </w:t>
+      </w:r>
+      <w:proofErr w:type="spellStart"/>
+      <w:r>
+        <w:rPr>
+          <w:rFonts w:eastAsia="Times New Roman" w:cs="Times New Roman"/>
+          <w:color w:val="auto"/>
+          <w:kern w:val="0"/>
+          <w:sz w:val="21"/>
+          <w:szCs w:val="21"/>
+          <w:lang w:val="en-IN" w:eastAsia="en-IN"/>
+          <w14:ligatures w14:val="none"/>
+        </w:rPr>
+        <w:t>LLaMA</w:t>
+      </w:r>
+      <w:proofErr w:type="spellEnd"/>
+      <w:r>
+        <w:rPr>
+          <w:rFonts w:eastAsia="Times New Roman" w:cs="Times New Roman"/>
+          <w:color w:val="auto"/>
+          <w:kern w:val="0"/>
+          <w:sz w:val="21"/>
+          <w:szCs w:val="21"/>
+          <w:lang w:val="en-IN" w:eastAsia="en-IN"/>
+          <w14:ligatures w14:val="none"/>
+        </w:rPr>
+        <w:t xml:space="preserve"> 3.1 8B model using the </w:t>
+      </w:r>
+      <w:proofErr w:type="spellStart"/>
+      <w:r>
+        <w:rPr>
+          <w:rFonts w:eastAsia="Times New Roman" w:cs="Times New Roman"/>
+          <w:color w:val="auto"/>
+          <w:kern w:val="0"/>
+          <w:sz w:val="21"/>
+          <w:szCs w:val="21"/>
+          <w:lang w:val="en-IN" w:eastAsia="en-IN"/>
+          <w14:ligatures w14:val="none"/>
+        </w:rPr>
+        <w:t>FineTome</w:t>
+      </w:r>
+      <w:proofErr w:type="spellEnd"/>
+      <w:r>
+        <w:rPr>
+          <w:rFonts w:eastAsia="Times New Roman" w:cs="Times New Roman"/>
+          <w:color w:val="auto"/>
+          <w:kern w:val="0"/>
+          <w:sz w:val="21"/>
+          <w:szCs w:val="21"/>
+          <w:lang w:val="en-IN" w:eastAsia="en-IN"/>
+          <w14:ligatures w14:val="none"/>
+        </w:rPr>
+        <w:t xml:space="preserve"> dataset, focusing on instruction fine-tuning with 1,000 rows of </w:t>
       </w:r>
       <w:r>
         <w:rPr>
@@ -1896,7 +2375,23 @@
         </w:rPr>
       </w:pPr>
       <w:r>
-        <w:t>Utilized the Unsloth library with the QLoRA method to perform supervised fine-tuning on 42 million parameters out of 8 billion, enhancing the model’s ability to understand and respond to instructions efficiently.</w:t>
+        <w:t xml:space="preserve">Utilized the </w:t>
+      </w:r>
+      <w:proofErr w:type="spellStart"/>
+      <w:r>
+        <w:t>Unsloth</w:t>
+      </w:r>
+      <w:proofErr w:type="spellEnd"/>
+      <w:r>
+        <w:t xml:space="preserve"> library with the </w:t>
+      </w:r>
+      <w:proofErr w:type="spellStart"/>
+      <w:r>
+        <w:t>QLoRA</w:t>
+      </w:r>
+      <w:proofErr w:type="spellEnd"/>
+      <w:r>
+        <w:t xml:space="preserve"> method to perform supervised fine-tuning on 42 million parameters out of 8 billion, enhancing the model’s ability to understand and respond to instructions efficiently.</w:t>
       </w:r>
     </w:p>
     <w:p>
@@ -2030,7 +2525,7 @@
               </wp:inline>
             </w:drawing>
           </mc:Choice>
-          <mc:Fallback xmlns:oel="http://schemas.microsoft.com/office/2019/extlst" xmlns:w16du="http://schemas.microsoft.com/office/word/2023/wordml/word16du">
+          <mc:Fallback xmlns:w16du="http://schemas.microsoft.com/office/word/2023/wordml/word16du" xmlns:oel="http://schemas.microsoft.com/office/2019/extlst">
             <w:pict>
               <v:group w14:anchorId="7D6AB2D7" id="Group 1500579639" o:spid="_x0000_s1026" style="width:540pt;height:.75pt;mso-position-horizontal-relative:char;mso-position-vertical-relative:line" coordsize="68580,95" o:gfxdata="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">
                 <v:shape id="Shape 1617" o:spid="_x0000_s1027" style="position:absolute;width:68580;height:95;visibility:visible;mso-wrap-style:square;v-text-anchor:top" coordsize="6858000,9525" o:gfxdata="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" path="m,l6858000,r,9525l,9525,,e" fillcolor="black" stroked="f" strokeweight="0">
@@ -2484,6 +2979,119 @@
     </w:lvl>
   </w:abstractNum>
   <w:abstractNum w:abstractNumId="5" w15:restartNumberingAfterBreak="0">
+    <w:nsid w:val="049C7C62"/>
+    <w:multiLevelType w:val="hybridMultilevel"/>
+    <w:tmpl w:val="188E5268"/>
+    <w:lvl w:ilvl="0" w:tplc="40090001">
+      <w:start w:val="1"/>
+      <w:numFmt w:val="bullet"/>
+      <w:lvlText w:val=""/>
+      <w:lvlJc w:val="left"/>
+      <w:pPr>
+        <w:ind w:left="720" w:hanging="360"/>
+      </w:pPr>
+      <w:rPr>
+        <w:rFonts w:ascii="Symbol" w:hAnsi="Symbol" w:hint="default"/>
+      </w:rPr>
+    </w:lvl>
+    <w:lvl w:ilvl="1" w:tplc="40090003" w:tentative="1">
+      <w:start w:val="1"/>
+      <w:numFmt w:val="bullet"/>
+      <w:lvlText w:val="o"/>
+      <w:lvlJc w:val="left"/>
+      <w:pPr>
+        <w:ind w:left="1440" w:hanging="360"/>
+      </w:pPr>
+      <w:rPr>
+        <w:rFonts w:ascii="Courier New" w:hAnsi="Courier New" w:cs="Courier New" w:hint="default"/>
+      </w:rPr>
+    </w:lvl>
+    <w:lvl w:ilvl="2" w:tplc="40090005" w:tentative="1">
+      <w:start w:val="1"/>
+      <w:numFmt w:val="bullet"/>
+      <w:lvlText w:val=""/>
+      <w:lvlJc w:val="left"/>
+      <w:pPr>
+        <w:ind w:left="2160" w:hanging="360"/>
+      </w:pPr>
+      <w:rPr>
+        <w:rFonts w:ascii="Wingdings" w:hAnsi="Wingdings" w:hint="default"/>
+      </w:rPr>
+    </w:lvl>
+    <w:lvl w:ilvl="3" w:tplc="40090001" w:tentative="1">
+      <w:start w:val="1"/>
+      <w:numFmt w:val="bullet"/>
+      <w:lvlText w:val=""/>
+      <w:lvlJc w:val="left"/>
+      <w:pPr>
+        <w:ind w:left="2880" w:hanging="360"/>
+      </w:pPr>
+      <w:rPr>
+        <w:rFonts w:ascii="Symbol" w:hAnsi="Symbol" w:hint="default"/>
+      </w:rPr>
+    </w:lvl>
+    <w:lvl w:ilvl="4" w:tplc="40090003" w:tentative="1">
+      <w:start w:val="1"/>
+      <w:numFmt w:val="bullet"/>
+      <w:lvlText w:val="o"/>
+      <w:lvlJc w:val="left"/>
+      <w:pPr>
+        <w:ind w:left="3600" w:hanging="360"/>
+      </w:pPr>
+      <w:rPr>
+        <w:rFonts w:ascii="Courier New" w:hAnsi="Courier New" w:cs="Courier New" w:hint="default"/>
+      </w:rPr>
+    </w:lvl>
+    <w:lvl w:ilvl="5" w:tplc="40090005" w:tentative="1">
+      <w:start w:val="1"/>
+      <w:numFmt w:val="bullet"/>
+      <w:lvlText w:val=""/>
+      <w:lvlJc w:val="left"/>
+      <w:pPr>
+        <w:ind w:left="4320" w:hanging="360"/>
+      </w:pPr>
+      <w:rPr>
+        <w:rFonts w:ascii="Wingdings" w:hAnsi="Wingdings" w:hint="default"/>
+      </w:rPr>
+    </w:lvl>
+    <w:lvl w:ilvl="6" w:tplc="40090001" w:tentative="1">
+      <w:start w:val="1"/>
+      <w:numFmt w:val="bullet"/>
+      <w:lvlText w:val=""/>
+      <w:lvlJc w:val="left"/>
+      <w:pPr>
+        <w:ind w:left="5040" w:hanging="360"/>
+      </w:pPr>
+      <w:rPr>
+        <w:rFonts w:ascii="Symbol" w:hAnsi="Symbol" w:hint="default"/>
+      </w:rPr>
+    </w:lvl>
+    <w:lvl w:ilvl="7" w:tplc="40090003" w:tentative="1">
+      <w:start w:val="1"/>
+      <w:numFmt w:val="bullet"/>
+      <w:lvlText w:val="o"/>
+      <w:lvlJc w:val="left"/>
+      <w:pPr>
+        <w:ind w:left="5760" w:hanging="360"/>
+      </w:pPr>
+      <w:rPr>
+        <w:rFonts w:ascii="Courier New" w:hAnsi="Courier New" w:cs="Courier New" w:hint="default"/>
+      </w:rPr>
+    </w:lvl>
+    <w:lvl w:ilvl="8" w:tplc="40090005" w:tentative="1">
+      <w:start w:val="1"/>
+      <w:numFmt w:val="bullet"/>
+      <w:lvlText w:val=""/>
+      <w:lvlJc w:val="left"/>
+      <w:pPr>
+        <w:ind w:left="6480" w:hanging="360"/>
+      </w:pPr>
+      <w:rPr>
+        <w:rFonts w:ascii="Wingdings" w:hAnsi="Wingdings" w:hint="default"/>
+      </w:rPr>
+    </w:lvl>
+  </w:abstractNum>
+  <w:abstractNum w:abstractNumId="6" w15:restartNumberingAfterBreak="0">
     <w:nsid w:val="0AAA4FE5"/>
     <w:multiLevelType w:val="hybridMultilevel"/>
     <w:tmpl w:val="74AC5E1A"/>
@@ -2596,7 +3204,7 @@
       </w:rPr>
     </w:lvl>
   </w:abstractNum>
-  <w:abstractNum w:abstractNumId="6" w15:restartNumberingAfterBreak="0">
+  <w:abstractNum w:abstractNumId="7" w15:restartNumberingAfterBreak="0">
     <w:nsid w:val="0C526005"/>
     <w:multiLevelType w:val="hybridMultilevel"/>
     <w:tmpl w:val="5EC065E4"/>
@@ -2711,7 +3319,7 @@
       </w:rPr>
     </w:lvl>
   </w:abstractNum>
-  <w:abstractNum w:abstractNumId="7" w15:restartNumberingAfterBreak="0">
+  <w:abstractNum w:abstractNumId="8" w15:restartNumberingAfterBreak="0">
     <w:nsid w:val="0DC31376"/>
     <w:multiLevelType w:val="hybridMultilevel"/>
     <w:tmpl w:val="A1ACB728"/>
@@ -2824,7 +3432,7 @@
       </w:rPr>
     </w:lvl>
   </w:abstractNum>
-  <w:abstractNum w:abstractNumId="8" w15:restartNumberingAfterBreak="0">
+  <w:abstractNum w:abstractNumId="9" w15:restartNumberingAfterBreak="0">
     <w:nsid w:val="1B5A7010"/>
     <w:multiLevelType w:val="multilevel"/>
     <w:tmpl w:val="B6788F92"/>
@@ -2973,7 +3581,7 @@
       </w:rPr>
     </w:lvl>
   </w:abstractNum>
-  <w:abstractNum w:abstractNumId="9" w15:restartNumberingAfterBreak="0">
+  <w:abstractNum w:abstractNumId="10" w15:restartNumberingAfterBreak="0">
     <w:nsid w:val="201F0517"/>
     <w:multiLevelType w:val="hybridMultilevel"/>
     <w:tmpl w:val="15663FE4"/>
@@ -3086,7 +3694,7 @@
       </w:rPr>
     </w:lvl>
   </w:abstractNum>
-  <w:abstractNum w:abstractNumId="10" w15:restartNumberingAfterBreak="0">
+  <w:abstractNum w:abstractNumId="11" w15:restartNumberingAfterBreak="0">
     <w:nsid w:val="20E517F6"/>
     <w:multiLevelType w:val="multilevel"/>
     <w:tmpl w:val="1E644876"/>
@@ -3200,7 +3808,7 @@
       </w:rPr>
     </w:lvl>
   </w:abstractNum>
-  <w:abstractNum w:abstractNumId="11" w15:restartNumberingAfterBreak="0">
+  <w:abstractNum w:abstractNumId="12" w15:restartNumberingAfterBreak="0">
     <w:nsid w:val="2691FB13"/>
     <w:multiLevelType w:val="hybridMultilevel"/>
     <w:tmpl w:val="FFFFFFFF"/>
@@ -3251,7 +3859,7 @@
       <w:lvlJc w:val="left"/>
     </w:lvl>
   </w:abstractNum>
-  <w:abstractNum w:abstractNumId="12" w15:restartNumberingAfterBreak="0">
+  <w:abstractNum w:abstractNumId="13" w15:restartNumberingAfterBreak="0">
     <w:nsid w:val="274D00BF"/>
     <w:multiLevelType w:val="hybridMultilevel"/>
     <w:tmpl w:val="BA8AD2C2"/>
@@ -3366,7 +3974,7 @@
       </w:rPr>
     </w:lvl>
   </w:abstractNum>
-  <w:abstractNum w:abstractNumId="13" w15:restartNumberingAfterBreak="0">
+  <w:abstractNum w:abstractNumId="14" w15:restartNumberingAfterBreak="0">
     <w:nsid w:val="27DA0CFB"/>
     <w:multiLevelType w:val="hybridMultilevel"/>
     <w:tmpl w:val="D124D738"/>
@@ -3479,7 +4087,7 @@
       </w:rPr>
     </w:lvl>
   </w:abstractNum>
-  <w:abstractNum w:abstractNumId="14" w15:restartNumberingAfterBreak="0">
+  <w:abstractNum w:abstractNumId="15" w15:restartNumberingAfterBreak="0">
     <w:nsid w:val="2A511A81"/>
     <w:multiLevelType w:val="hybridMultilevel"/>
     <w:tmpl w:val="C030696E"/>
@@ -3592,7 +4200,7 @@
       </w:rPr>
     </w:lvl>
   </w:abstractNum>
-  <w:abstractNum w:abstractNumId="15" w15:restartNumberingAfterBreak="0">
+  <w:abstractNum w:abstractNumId="16" w15:restartNumberingAfterBreak="0">
     <w:nsid w:val="2E886092"/>
     <w:multiLevelType w:val="multilevel"/>
     <w:tmpl w:val="387C5152"/>
@@ -3741,7 +4349,7 @@
       </w:rPr>
     </w:lvl>
   </w:abstractNum>
-  <w:abstractNum w:abstractNumId="16" w15:restartNumberingAfterBreak="0">
+  <w:abstractNum w:abstractNumId="17" w15:restartNumberingAfterBreak="0">
     <w:nsid w:val="2FBF5E6C"/>
     <w:multiLevelType w:val="hybridMultilevel"/>
     <w:tmpl w:val="2904095C"/>
@@ -3854,7 +4462,7 @@
       </w:rPr>
     </w:lvl>
   </w:abstractNum>
-  <w:abstractNum w:abstractNumId="17" w15:restartNumberingAfterBreak="0">
+  <w:abstractNum w:abstractNumId="18" w15:restartNumberingAfterBreak="0">
     <w:nsid w:val="31E32114"/>
     <w:multiLevelType w:val="hybridMultilevel"/>
     <w:tmpl w:val="55202FBE"/>
@@ -4066,7 +4674,7 @@
       </w:rPr>
     </w:lvl>
   </w:abstractNum>
-  <w:abstractNum w:abstractNumId="18" w15:restartNumberingAfterBreak="0">
+  <w:abstractNum w:abstractNumId="19" w15:restartNumberingAfterBreak="0">
     <w:nsid w:val="36E07702"/>
     <w:multiLevelType w:val="hybridMultilevel"/>
     <w:tmpl w:val="FFFFFFFF"/>
@@ -4117,7 +4725,7 @@
       <w:lvlJc w:val="left"/>
     </w:lvl>
   </w:abstractNum>
-  <w:abstractNum w:abstractNumId="19" w15:restartNumberingAfterBreak="0">
+  <w:abstractNum w:abstractNumId="20" w15:restartNumberingAfterBreak="0">
     <w:nsid w:val="374F0CCA"/>
     <w:multiLevelType w:val="hybridMultilevel"/>
     <w:tmpl w:val="EBD4C5AE"/>
@@ -4230,7 +4838,7 @@
       </w:rPr>
     </w:lvl>
   </w:abstractNum>
-  <w:abstractNum w:abstractNumId="20" w15:restartNumberingAfterBreak="0">
+  <w:abstractNum w:abstractNumId="21" w15:restartNumberingAfterBreak="0">
     <w:nsid w:val="399D0AB9"/>
     <w:multiLevelType w:val="hybridMultilevel"/>
     <w:tmpl w:val="FA10CDE0"/>
@@ -4442,7 +5050,7 @@
       </w:rPr>
     </w:lvl>
   </w:abstractNum>
-  <w:abstractNum w:abstractNumId="21" w15:restartNumberingAfterBreak="0">
+  <w:abstractNum w:abstractNumId="22" w15:restartNumberingAfterBreak="0">
     <w:nsid w:val="3C2B306D"/>
     <w:multiLevelType w:val="hybridMultilevel"/>
     <w:tmpl w:val="FFFFFFFF"/>
@@ -4493,7 +5101,7 @@
       <w:lvlJc w:val="left"/>
     </w:lvl>
   </w:abstractNum>
-  <w:abstractNum w:abstractNumId="22" w15:restartNumberingAfterBreak="0">
+  <w:abstractNum w:abstractNumId="23" w15:restartNumberingAfterBreak="0">
     <w:nsid w:val="3F8B01F6"/>
     <w:multiLevelType w:val="hybridMultilevel"/>
     <w:tmpl w:val="C2F0028A"/>
@@ -4606,7 +5214,7 @@
       </w:rPr>
     </w:lvl>
   </w:abstractNum>
-  <w:abstractNum w:abstractNumId="23" w15:restartNumberingAfterBreak="0">
+  <w:abstractNum w:abstractNumId="24" w15:restartNumberingAfterBreak="0">
     <w:nsid w:val="449014EB"/>
     <w:multiLevelType w:val="multilevel"/>
     <w:tmpl w:val="9F146AAC"/>
@@ -4720,7 +5328,7 @@
       </w:rPr>
     </w:lvl>
   </w:abstractNum>
-  <w:abstractNum w:abstractNumId="24" w15:restartNumberingAfterBreak="0">
+  <w:abstractNum w:abstractNumId="25" w15:restartNumberingAfterBreak="0">
     <w:nsid w:val="45FB6B07"/>
     <w:multiLevelType w:val="hybridMultilevel"/>
     <w:tmpl w:val="4FC4974A"/>
@@ -4833,7 +5441,7 @@
       </w:rPr>
     </w:lvl>
   </w:abstractNum>
-  <w:abstractNum w:abstractNumId="25" w15:restartNumberingAfterBreak="0">
+  <w:abstractNum w:abstractNumId="26" w15:restartNumberingAfterBreak="0">
     <w:nsid w:val="48AF1AF6"/>
     <w:multiLevelType w:val="multilevel"/>
     <w:tmpl w:val="1A6A9B54"/>
@@ -4982,7 +5590,7 @@
       </w:rPr>
     </w:lvl>
   </w:abstractNum>
-  <w:abstractNum w:abstractNumId="26" w15:restartNumberingAfterBreak="0">
+  <w:abstractNum w:abstractNumId="27" w15:restartNumberingAfterBreak="0">
     <w:nsid w:val="4D2B35B2"/>
     <w:multiLevelType w:val="hybridMultilevel"/>
     <w:tmpl w:val="5BEA89F4"/>
@@ -5095,7 +5703,7 @@
       </w:rPr>
     </w:lvl>
   </w:abstractNum>
-  <w:abstractNum w:abstractNumId="27" w15:restartNumberingAfterBreak="0">
+  <w:abstractNum w:abstractNumId="28" w15:restartNumberingAfterBreak="0">
     <w:nsid w:val="4DBA1555"/>
     <w:multiLevelType w:val="multilevel"/>
     <w:tmpl w:val="49B2B81C"/>
@@ -5244,7 +5852,7 @@
       </w:rPr>
     </w:lvl>
   </w:abstractNum>
-  <w:abstractNum w:abstractNumId="28" w15:restartNumberingAfterBreak="0">
+  <w:abstractNum w:abstractNumId="29" w15:restartNumberingAfterBreak="0">
     <w:nsid w:val="4E7B792C"/>
     <w:multiLevelType w:val="multilevel"/>
     <w:tmpl w:val="D76A8ACE"/>
@@ -5393,7 +6001,7 @@
       </w:rPr>
     </w:lvl>
   </w:abstractNum>
-  <w:abstractNum w:abstractNumId="29" w15:restartNumberingAfterBreak="0">
+  <w:abstractNum w:abstractNumId="30" w15:restartNumberingAfterBreak="0">
     <w:nsid w:val="5B9535C9"/>
     <w:multiLevelType w:val="hybridMultilevel"/>
     <w:tmpl w:val="2CF892BE"/>
@@ -5605,7 +6213,7 @@
       </w:rPr>
     </w:lvl>
   </w:abstractNum>
-  <w:abstractNum w:abstractNumId="30" w15:restartNumberingAfterBreak="0">
+  <w:abstractNum w:abstractNumId="31" w15:restartNumberingAfterBreak="0">
     <w:nsid w:val="6F4040BC"/>
     <w:multiLevelType w:val="hybridMultilevel"/>
     <w:tmpl w:val="3606D3EE"/>
@@ -5718,7 +6326,7 @@
       </w:rPr>
     </w:lvl>
   </w:abstractNum>
-  <w:abstractNum w:abstractNumId="31" w15:restartNumberingAfterBreak="0">
+  <w:abstractNum w:abstractNumId="32" w15:restartNumberingAfterBreak="0">
     <w:nsid w:val="74361640"/>
     <w:multiLevelType w:val="hybridMultilevel"/>
     <w:tmpl w:val="FBF0BA52"/>
@@ -5833,7 +6441,7 @@
       </w:rPr>
     </w:lvl>
   </w:abstractNum>
-  <w:abstractNum w:abstractNumId="32" w15:restartNumberingAfterBreak="0">
+  <w:abstractNum w:abstractNumId="33" w15:restartNumberingAfterBreak="0">
     <w:nsid w:val="7620781F"/>
     <w:multiLevelType w:val="hybridMultilevel"/>
     <w:tmpl w:val="3A1A7386"/>
@@ -6045,7 +6653,7 @@
       </w:rPr>
     </w:lvl>
   </w:abstractNum>
-  <w:abstractNum w:abstractNumId="33" w15:restartNumberingAfterBreak="0">
+  <w:abstractNum w:abstractNumId="34" w15:restartNumberingAfterBreak="0">
     <w:nsid w:val="76210F71"/>
     <w:multiLevelType w:val="multilevel"/>
     <w:tmpl w:val="2A0EC01A"/>
@@ -6194,7 +6802,7 @@
       </w:rPr>
     </w:lvl>
   </w:abstractNum>
-  <w:abstractNum w:abstractNumId="34" w15:restartNumberingAfterBreak="0">
+  <w:abstractNum w:abstractNumId="35" w15:restartNumberingAfterBreak="0">
     <w:nsid w:val="7789114B"/>
     <w:multiLevelType w:val="hybridMultilevel"/>
     <w:tmpl w:val="1B6EAACC"/>
@@ -6307,7 +6915,7 @@
       </w:rPr>
     </w:lvl>
   </w:abstractNum>
-  <w:abstractNum w:abstractNumId="35" w15:restartNumberingAfterBreak="0">
+  <w:abstractNum w:abstractNumId="36" w15:restartNumberingAfterBreak="0">
     <w:nsid w:val="779F61F2"/>
     <w:multiLevelType w:val="hybridMultilevel"/>
     <w:tmpl w:val="1E04F6DE"/>
@@ -6420,7 +7028,7 @@
       </w:rPr>
     </w:lvl>
   </w:abstractNum>
-  <w:abstractNum w:abstractNumId="36" w15:restartNumberingAfterBreak="0">
+  <w:abstractNum w:abstractNumId="37" w15:restartNumberingAfterBreak="0">
     <w:nsid w:val="7D090A77"/>
     <w:multiLevelType w:val="hybridMultilevel"/>
     <w:tmpl w:val="96DC242E"/>
@@ -6534,64 +7142,64 @@
     </w:lvl>
   </w:abstractNum>
   <w:num w:numId="1">
-    <w:abstractNumId w:val="29"/>
+    <w:abstractNumId w:val="30"/>
   </w:num>
   <w:num w:numId="2">
+    <w:abstractNumId w:val="33"/>
+  </w:num>
+  <w:num w:numId="3">
+    <w:abstractNumId w:val="18"/>
+  </w:num>
+  <w:num w:numId="4">
+    <w:abstractNumId w:val="21"/>
+  </w:num>
+  <w:num w:numId="5">
+    <w:abstractNumId w:val="8"/>
+  </w:num>
+  <w:num w:numId="6">
+    <w:abstractNumId w:val="36"/>
+  </w:num>
+  <w:num w:numId="7">
+    <w:abstractNumId w:val="24"/>
+  </w:num>
+  <w:num w:numId="8">
+    <w:abstractNumId w:val="11"/>
+  </w:num>
+  <w:num w:numId="9">
     <w:abstractNumId w:val="32"/>
   </w:num>
-  <w:num w:numId="3">
-    <w:abstractNumId w:val="17"/>
+  <w:num w:numId="10">
+    <w:abstractNumId w:val="6"/>
   </w:num>
-  <w:num w:numId="4">
-    <w:abstractNumId w:val="20"/>
+  <w:num w:numId="11">
+    <w:abstractNumId w:val="14"/>
   </w:num>
-  <w:num w:numId="5">
+  <w:num w:numId="12">
+    <w:abstractNumId w:val="23"/>
+  </w:num>
+  <w:num w:numId="13">
+    <w:abstractNumId w:val="35"/>
+  </w:num>
+  <w:num w:numId="14">
+    <w:abstractNumId w:val="31"/>
+  </w:num>
+  <w:num w:numId="15">
+    <w:abstractNumId w:val="10"/>
+  </w:num>
+  <w:num w:numId="16">
     <w:abstractNumId w:val="7"/>
   </w:num>
-  <w:num w:numId="6">
-    <w:abstractNumId w:val="35"/>
-  </w:num>
-  <w:num w:numId="7">
-    <w:abstractNumId w:val="23"/>
-  </w:num>
-  <w:num w:numId="8">
-    <w:abstractNumId w:val="10"/>
-  </w:num>
-  <w:num w:numId="9">
-    <w:abstractNumId w:val="31"/>
-  </w:num>
-  <w:num w:numId="10">
-    <w:abstractNumId w:val="5"/>
-  </w:num>
-  <w:num w:numId="11">
+  <w:num w:numId="17">
     <w:abstractNumId w:val="13"/>
-  </w:num>
-  <w:num w:numId="12">
-    <w:abstractNumId w:val="22"/>
-  </w:num>
-  <w:num w:numId="13">
-    <w:abstractNumId w:val="34"/>
-  </w:num>
-  <w:num w:numId="14">
-    <w:abstractNumId w:val="30"/>
-  </w:num>
-  <w:num w:numId="15">
-    <w:abstractNumId w:val="9"/>
-  </w:num>
-  <w:num w:numId="16">
-    <w:abstractNumId w:val="6"/>
-  </w:num>
-  <w:num w:numId="17">
-    <w:abstractNumId w:val="12"/>
   </w:num>
   <w:num w:numId="18">
     <w:abstractNumId w:val="0"/>
   </w:num>
   <w:num w:numId="19">
-    <w:abstractNumId w:val="21"/>
+    <w:abstractNumId w:val="22"/>
   </w:num>
   <w:num w:numId="20">
-    <w:abstractNumId w:val="11"/>
+    <w:abstractNumId w:val="12"/>
   </w:num>
   <w:num w:numId="21">
     <w:abstractNumId w:val="1"/>
@@ -6600,49 +7208,52 @@
     <w:abstractNumId w:val="4"/>
   </w:num>
   <w:num w:numId="23">
-    <w:abstractNumId w:val="18"/>
+    <w:abstractNumId w:val="19"/>
   </w:num>
   <w:num w:numId="24">
     <w:abstractNumId w:val="2"/>
   </w:num>
   <w:num w:numId="25">
-    <w:abstractNumId w:val="25"/>
+    <w:abstractNumId w:val="26"/>
   </w:num>
   <w:num w:numId="26">
-    <w:abstractNumId w:val="19"/>
+    <w:abstractNumId w:val="20"/>
   </w:num>
   <w:num w:numId="27">
-    <w:abstractNumId w:val="33"/>
+    <w:abstractNumId w:val="34"/>
   </w:num>
   <w:num w:numId="28">
     <w:abstractNumId w:val="3"/>
   </w:num>
   <w:num w:numId="29">
+    <w:abstractNumId w:val="17"/>
+  </w:num>
+  <w:num w:numId="30">
     <w:abstractNumId w:val="16"/>
   </w:num>
-  <w:num w:numId="30">
+  <w:num w:numId="31">
+    <w:abstractNumId w:val="37"/>
+  </w:num>
+  <w:num w:numId="32">
+    <w:abstractNumId w:val="29"/>
+  </w:num>
+  <w:num w:numId="33">
+    <w:abstractNumId w:val="27"/>
+  </w:num>
+  <w:num w:numId="34">
+    <w:abstractNumId w:val="28"/>
+  </w:num>
+  <w:num w:numId="35">
+    <w:abstractNumId w:val="25"/>
+  </w:num>
+  <w:num w:numId="36">
+    <w:abstractNumId w:val="9"/>
+  </w:num>
+  <w:num w:numId="37">
     <w:abstractNumId w:val="15"/>
   </w:num>
-  <w:num w:numId="31">
-    <w:abstractNumId w:val="36"/>
-  </w:num>
-  <w:num w:numId="32">
-    <w:abstractNumId w:val="28"/>
-  </w:num>
-  <w:num w:numId="33">
-    <w:abstractNumId w:val="26"/>
-  </w:num>
-  <w:num w:numId="34">
-    <w:abstractNumId w:val="27"/>
-  </w:num>
-  <w:num w:numId="35">
-    <w:abstractNumId w:val="24"/>
-  </w:num>
-  <w:num w:numId="36">
-    <w:abstractNumId w:val="8"/>
-  </w:num>
-  <w:num w:numId="37">
-    <w:abstractNumId w:val="14"/>
+  <w:num w:numId="38">
+    <w:abstractNumId w:val="5"/>
   </w:num>
 </w:numbering>
 </file>
